--- a/templates/template_tecnica.docx
+++ b/templates/template_tecnica.docx
@@ -136,7 +136,7 @@
           <w:sz w:val="80"/>
           <w:szCs w:val="80"/>
         </w:rPr>
-        <w:t xml:space="preserve">Proposta </w:t>
+        <w:t xml:space="preserve">Proposta Técnica</w:t>
       </w:r>
       <w:r>
         <w:rPr>
@@ -145,7 +145,7 @@
           <w:sz w:val="80"/>
           <w:szCs w:val="80"/>
         </w:rPr>
-        <w:t xml:space="preserve">Técnica </w:t>
+        <w:t xml:space="preserve"/>
       </w:r>
       <w:r>
         <w:rPr>
@@ -154,7 +154,7 @@
           <w:sz w:val="80"/>
           <w:szCs w:val="80"/>
         </w:rPr>
-        <w:t>Comercial</w:t>
+        <w:t/>
       </w:r>
     </w:p>
     <w:p>
